--- a/cep-iot-bus-stop/chapters/Project_Proposal_Approval_Sheet.docx
+++ b/cep-iot-bus-stop/chapters/Project_Proposal_Approval_Sheet.docx
@@ -4,273 +4,49 @@
   <w:body>
     <w:p>
       <w:pPr>
-        <w:spacing w:before="0" w:after="80" w:line="320" w:lineRule="exact"/>
+        <w:spacing w:before="0" w:after="0" w:line="240" w:lineRule="auto"/>
         <w:jc w:val="center"/>
       </w:pPr>
       <w:r>
-        <w:rPr>
-          <w:rFonts w:ascii="Times New Roman" w:hAnsi="Times New Roman" w:eastAsia="Times New Roman"/>
-          <w:b/>
-          <w:i w:val="0"/>
-          <w:sz w:val="28"/>
-        </w:rPr>
-        <w:t>PROJECT PROPOSAL APPROVAL SHEET</w:t>
+        <w:drawing>
+          <wp:inline xmlns:a="http://schemas.openxmlformats.org/drawingml/2006/main" xmlns:pic="http://schemas.openxmlformats.org/drawingml/2006/picture">
+            <wp:extent cx="7772400" cy="10058400"/>
+            <wp:docPr id="1" name="Picture 1"/>
+            <wp:cNvGraphicFramePr>
+              <a:graphicFrameLocks noChangeAspect="1"/>
+            </wp:cNvGraphicFramePr>
+            <a:graphic>
+              <a:graphicData uri="http://schemas.openxmlformats.org/drawingml/2006/picture">
+                <pic:pic>
+                  <pic:nvPicPr>
+                    <pic:cNvPr id="0" name="Project_Proposal_Approval_Sheet_p1.png"/>
+                    <pic:cNvPicPr/>
+                  </pic:nvPicPr>
+                  <pic:blipFill>
+                    <a:blip r:embed="rId9"/>
+                    <a:stretch>
+                      <a:fillRect/>
+                    </a:stretch>
+                  </pic:blipFill>
+                  <pic:spPr>
+                    <a:xfrm>
+                      <a:off x="0" y="0"/>
+                      <a:ext cx="7772400" cy="10058400"/>
+                    </a:xfrm>
+                    <a:prstGeom prst="rect"/>
+                  </pic:spPr>
+                </pic:pic>
+              </a:graphicData>
+            </a:graphic>
+          </wp:inline>
+        </w:drawing>
       </w:r>
     </w:p>
-    <w:p>
-      <w:pPr>
-        <w:spacing w:before="0" w:after="40" w:line="320" w:lineRule="exact"/>
-        <w:jc w:val="center"/>
-      </w:pPr>
-      <w:r>
-        <w:rPr>
-          <w:rFonts w:ascii="Times New Roman" w:hAnsi="Times New Roman" w:eastAsia="Times New Roman"/>
-          <w:b/>
-          <w:i w:val="0"/>
-          <w:sz w:val="24"/>
-        </w:rPr>
-        <w:t>Department of Information Technology</w:t>
-      </w:r>
-    </w:p>
-    <w:p>
-      <w:pPr>
-        <w:spacing w:before="0" w:after="280" w:line="320" w:lineRule="exact"/>
-        <w:jc w:val="center"/>
-      </w:pPr>
-      <w:r>
-        <w:rPr>
-          <w:rFonts w:ascii="Times New Roman" w:hAnsi="Times New Roman" w:eastAsia="Times New Roman"/>
-          <w:b/>
-          <w:i w:val="0"/>
-          <w:sz w:val="24"/>
-        </w:rPr>
-        <w:t>Academic Year 2026-27</w:t>
-      </w:r>
-    </w:p>
-    <w:p>
-      <w:pPr>
-        <w:spacing w:before="0" w:after="120" w:line="320" w:lineRule="exact"/>
-        <w:jc w:val="left"/>
-      </w:pPr>
-      <w:r>
-        <w:rPr>
-          <w:rFonts w:ascii="Times New Roman" w:hAnsi="Times New Roman" w:eastAsia="Times New Roman"/>
-          <w:b/>
-          <w:i w:val="0"/>
-          <w:sz w:val="24"/>
-        </w:rPr>
-        <w:t>1.  Name of the Students:  Mr. Om Keluskar and Mr. Jashith Agre</w:t>
-      </w:r>
-    </w:p>
-    <w:p>
-      <w:pPr>
-        <w:spacing w:before="0" w:after="120" w:line="320" w:lineRule="exact"/>
-        <w:jc w:val="left"/>
-      </w:pPr>
-      <w:r>
-        <w:rPr>
-          <w:rFonts w:ascii="Times New Roman" w:hAnsi="Times New Roman" w:eastAsia="Times New Roman"/>
-          <w:b/>
-          <w:i w:val="0"/>
-          <w:sz w:val="24"/>
-        </w:rPr>
-        <w:t>2.  Seat Number:  24TIT078, 24TIT011</w:t>
-      </w:r>
-    </w:p>
-    <w:p>
-      <w:pPr>
-        <w:spacing w:before="0" w:after="120" w:line="320" w:lineRule="exact"/>
-        <w:jc w:val="left"/>
-      </w:pPr>
-      <w:r>
-        <w:rPr>
-          <w:rFonts w:ascii="Times New Roman" w:hAnsi="Times New Roman" w:eastAsia="Times New Roman"/>
-          <w:b/>
-          <w:i w:val="0"/>
-          <w:sz w:val="24"/>
-        </w:rPr>
-        <w:t>3.  Is this your first submission?     Yes  [ ]      No  [ ]</w:t>
-      </w:r>
-    </w:p>
-    <w:p>
-      <w:pPr>
-        <w:spacing w:before="0" w:after="120" w:line="320" w:lineRule="exact"/>
-        <w:jc w:val="left"/>
-      </w:pPr>
-      <w:r>
-        <w:rPr>
-          <w:rFonts w:ascii="Times New Roman" w:hAnsi="Times New Roman" w:eastAsia="Times New Roman"/>
-          <w:b/>
-          <w:i w:val="0"/>
-          <w:sz w:val="24"/>
-        </w:rPr>
-        <w:t>4.  Name of the Guide:  Prof. George Thekkevilayil</w:t>
-      </w:r>
-    </w:p>
-    <w:p>
-      <w:pPr>
-        <w:spacing w:before="0" w:after="120" w:line="320" w:lineRule="exact"/>
-        <w:jc w:val="left"/>
-      </w:pPr>
-      <w:r>
-        <w:rPr>
-          <w:rFonts w:ascii="Times New Roman" w:hAnsi="Times New Roman" w:eastAsia="Times New Roman"/>
-          <w:b/>
-          <w:i w:val="0"/>
-          <w:sz w:val="24"/>
-        </w:rPr>
-        <w:t>5.  Teaching Experience of the Guide:  26 Years</w:t>
-      </w:r>
-    </w:p>
-    <w:p>
-      <w:pPr>
-        <w:spacing w:before="160" w:after="200" w:line="360" w:lineRule="exact"/>
-        <w:jc w:val="both"/>
-      </w:pPr>
-      <w:r>
-        <w:rPr>
-          <w:rFonts w:ascii="Times New Roman" w:hAnsi="Times New Roman" w:eastAsia="Times New Roman"/>
-          <w:b w:val="0"/>
-          <w:i w:val="0"/>
-          <w:sz w:val="24"/>
-        </w:rPr>
-        <w:t>The proposed project titled "IoT-Based Bus Stop System for Public Transport Overcrowding Prediction Using Machine Learning." submitted by the above students, has been examined and found suitable for the partial fulfilment of the requirements for Semester V of the B.Sc IT Degree Programme. The project is hereby approved for implementation under the guidance of the undersigned.</w:t>
-      </w:r>
-    </w:p>
-    <w:tbl>
-      <w:tblPr>
-        <w:tblW w:type="auto" w:w="0"/>
-        <w:tblLayout w:type="autofit"/>
-        <w:tblLook w:firstColumn="1" w:firstRow="1" w:lastColumn="0" w:lastRow="0" w:noHBand="0" w:noVBand="1" w:val="04A0"/>
-      </w:tblPr>
-      <w:tblGrid>
-        <w:gridCol w:w="4873"/>
-        <w:gridCol w:w="4873"/>
-      </w:tblGrid>
-      <w:tr>
-        <w:tc>
-          <w:tcPr>
-            <w:tcW w:type="dxa" w:w="4873"/>
-            <w:tcBorders>
-              <w:top w:val="nil"/>
-              <w:left w:val="nil"/>
-              <w:bottom w:val="nil"/>
-              <w:right w:val="nil"/>
-            </w:tcBorders>
-          </w:tcPr>
-          <w:p>
-            <w:pPr>
-              <w:spacing w:before="0" w:after="40" w:line="320" w:lineRule="exact"/>
-              <w:jc w:val="left"/>
-            </w:pPr>
-            <w:r>
-              <w:rPr>
-                <w:rFonts w:ascii="Times New Roman" w:hAnsi="Times New Roman" w:eastAsia="Times New Roman"/>
-                <w:b w:val="0"/>
-                <w:i w:val="0"/>
-                <w:sz w:val="22"/>
-              </w:rPr>
-              <w:t>________________________</w:t>
-            </w:r>
-          </w:p>
-        </w:tc>
-        <w:tc>
-          <w:tcPr>
-            <w:tcW w:type="dxa" w:w="4873"/>
-            <w:tcBorders>
-              <w:top w:val="nil"/>
-              <w:left w:val="nil"/>
-              <w:bottom w:val="nil"/>
-              <w:right w:val="nil"/>
-            </w:tcBorders>
-          </w:tcPr>
-          <w:p>
-            <w:pPr>
-              <w:spacing w:before="0" w:after="40" w:line="320" w:lineRule="exact"/>
-              <w:jc w:val="right"/>
-            </w:pPr>
-            <w:r>
-              <w:rPr>
-                <w:rFonts w:ascii="Times New Roman" w:hAnsi="Times New Roman" w:eastAsia="Times New Roman"/>
-                <w:b w:val="0"/>
-                <w:i w:val="0"/>
-                <w:sz w:val="22"/>
-              </w:rPr>
-              <w:t>________________________</w:t>
-            </w:r>
-          </w:p>
-        </w:tc>
-      </w:tr>
-      <w:tr>
-        <w:tc>
-          <w:tcPr>
-            <w:tcW w:type="dxa" w:w="4873"/>
-            <w:tcBorders>
-              <w:top w:val="nil"/>
-              <w:left w:val="nil"/>
-              <w:bottom w:val="nil"/>
-              <w:right w:val="nil"/>
-            </w:tcBorders>
-          </w:tcPr>
-          <w:p>
-            <w:pPr>
-              <w:spacing w:before="0" w:after="40" w:line="320" w:lineRule="exact"/>
-              <w:jc w:val="left"/>
-            </w:pPr>
-            <w:r>
-              <w:rPr>
-                <w:rFonts w:ascii="Times New Roman" w:hAnsi="Times New Roman" w:eastAsia="Times New Roman"/>
-                <w:b w:val="0"/>
-                <w:i w:val="0"/>
-                <w:sz w:val="22"/>
-              </w:rPr>
-              <w:t>Signature of Guide</w:t>
-              <w:br/>
-              <w:t>Date:</w:t>
-            </w:r>
-          </w:p>
-        </w:tc>
-        <w:tc>
-          <w:tcPr>
-            <w:tcW w:type="dxa" w:w="4873"/>
-            <w:tcBorders>
-              <w:top w:val="nil"/>
-              <w:left w:val="nil"/>
-              <w:bottom w:val="nil"/>
-              <w:right w:val="nil"/>
-            </w:tcBorders>
-          </w:tcPr>
-          <w:p>
-            <w:pPr>
-              <w:spacing w:before="0" w:after="40" w:line="320" w:lineRule="exact"/>
-              <w:jc w:val="right"/>
-            </w:pPr>
-            <w:r>
-              <w:rPr>
-                <w:rFonts w:ascii="Times New Roman" w:hAnsi="Times New Roman" w:eastAsia="Times New Roman"/>
-                <w:b w:val="0"/>
-                <w:i w:val="0"/>
-                <w:sz w:val="22"/>
-              </w:rPr>
-              <w:t>Signature of Co-ordinator</w:t>
-              <w:br/>
-              <w:t>Date:</w:t>
-            </w:r>
-          </w:p>
-        </w:tc>
-      </w:tr>
-    </w:tbl>
     <w:sectPr>
       <w:pgSz w:w="12240" w:h="15840"/>
-      <w:pgMar w:top="1020" w:right="1247" w:bottom="1020" w:left="1247" w:header="720" w:footer="720" w:gutter="0"/>
+      <w:pgMar w:top="0" w:right="0" w:bottom="0" w:left="0" w:header="720" w:footer="720" w:gutter="0"/>
       <w:cols w:space="720"/>
       <w:docGrid w:linePitch="360"/>
-      <w:pgBorders w:offsetFrom="page">
-        <w:top w:val="single" w:sz="12" w:space="18" w:color="000000"/>
-        <w:left w:val="single" w:sz="12" w:space="18" w:color="000000"/>
-        <w:bottom w:val="single" w:sz="12" w:space="18" w:color="000000"/>
-        <w:right w:val="single" w:sz="12" w:space="18" w:color="000000"/>
-      </w:pgBorders>
     </w:sectPr>
   </w:body>
 </w:document>
